--- a/_Clusterization/Sin_Locl/Concs/Comparación FULL vs sin_locl.docx
+++ b/_Clusterization/Sin_Locl/Concs/Comparación FULL vs sin_locl.docx
@@ -8,220 +8,687 @@
         <w:rPr>
           <w:b/>
           <w:bCs/>
-          <w:sz w:val="24"/>
-          <w:szCs w:val="24"/>
-          <w:u w:val="single"/>
+          <w:sz w:val="20"/>
+          <w:szCs w:val="20"/>
         </w:rPr>
       </w:pPr>
       <w:r>
         <w:rPr>
           <w:b/>
           <w:bCs/>
-          <w:sz w:val="24"/>
-          <w:szCs w:val="24"/>
-          <w:u w:val="single"/>
-        </w:rPr>
-        <w:t>1. Comparación entre pruebas equivalentes</w:t>
-      </w:r>
+          <w:sz w:val="20"/>
+          <w:szCs w:val="20"/>
+        </w:rPr>
+        <w:t xml:space="preserve">Impacto de la eliminación de referencias geográficas en los </w:t>
+      </w:r>
+      <w:proofErr w:type="spellStart"/>
+      <w:r>
+        <w:rPr>
+          <w:b/>
+          <w:bCs/>
+          <w:sz w:val="20"/>
+          <w:szCs w:val="20"/>
+        </w:rPr>
+        <w:t>embeddings</w:t>
+      </w:r>
+      <w:proofErr w:type="spellEnd"/>
     </w:p>
     <w:p>
       <w:pPr>
-        <w:pStyle w:val="Prrafodelista"/>
-        <w:numPr>
-          <w:ilvl w:val="0"/>
-          <w:numId w:val="3"/>
-        </w:numPr>
         <w:jc w:val="both"/>
-      </w:pPr>
-      <w:r>
-        <w:t>Clustering jerárquico sin UMAP (espacio original de embeddings)</w:t>
+        <w:rPr>
+          <w:sz w:val="20"/>
+          <w:szCs w:val="20"/>
+        </w:rPr>
+      </w:pPr>
+      <w:r>
+        <w:rPr>
+          <w:sz w:val="20"/>
+          <w:szCs w:val="20"/>
+        </w:rPr>
+        <w:t xml:space="preserve">La comparación sistemática entre los resultados obtenidos con el </w:t>
+      </w:r>
+      <w:proofErr w:type="spellStart"/>
+      <w:r>
+        <w:rPr>
+          <w:sz w:val="20"/>
+          <w:szCs w:val="20"/>
+        </w:rPr>
+        <w:t>dataset</w:t>
+      </w:r>
+      <w:proofErr w:type="spellEnd"/>
+      <w:r>
+        <w:rPr>
+          <w:sz w:val="20"/>
+          <w:szCs w:val="20"/>
+        </w:rPr>
+        <w:t xml:space="preserve"> completo y aquellos obtenidos tras eliminar las palabras clave asociadas a localización geográfica muestra que la exclusión de estas referencias</w:t>
+      </w:r>
+      <w:r>
+        <w:rPr>
+          <w:sz w:val="20"/>
+          <w:szCs w:val="20"/>
+        </w:rPr>
+        <w:t xml:space="preserve"> es correcto y justificado</w:t>
+      </w:r>
+      <w:r>
+        <w:rPr>
+          <w:sz w:val="20"/>
+          <w:szCs w:val="20"/>
+        </w:rPr>
+        <w:t xml:space="preserve">. En el </w:t>
+      </w:r>
+      <w:proofErr w:type="spellStart"/>
+      <w:r>
+        <w:rPr>
+          <w:sz w:val="20"/>
+          <w:szCs w:val="20"/>
+        </w:rPr>
+        <w:t>dataset</w:t>
+      </w:r>
+      <w:proofErr w:type="spellEnd"/>
+      <w:r>
+        <w:rPr>
+          <w:sz w:val="20"/>
+          <w:szCs w:val="20"/>
+        </w:rPr>
+        <w:t xml:space="preserve"> completo, varios modelos presentan valores de </w:t>
+      </w:r>
+      <w:proofErr w:type="spellStart"/>
+      <w:r>
+        <w:rPr>
+          <w:sz w:val="20"/>
+          <w:szCs w:val="20"/>
+        </w:rPr>
+        <w:t>Silhouette</w:t>
+      </w:r>
+      <w:proofErr w:type="spellEnd"/>
+      <w:r>
+        <w:rPr>
+          <w:sz w:val="20"/>
+          <w:szCs w:val="20"/>
+        </w:rPr>
+        <w:t xml:space="preserve"> razonables, pero </w:t>
+      </w:r>
+      <w:r>
+        <w:rPr>
+          <w:sz w:val="20"/>
+          <w:szCs w:val="20"/>
+        </w:rPr>
+        <w:t xml:space="preserve">estas relaciones se basaban, entre otras cosas, en relaciones </w:t>
+      </w:r>
+      <w:r>
+        <w:rPr>
+          <w:sz w:val="20"/>
+          <w:szCs w:val="20"/>
+        </w:rPr>
+        <w:t xml:space="preserve">geográficas </w:t>
+      </w:r>
+      <w:r>
+        <w:rPr>
+          <w:sz w:val="20"/>
+          <w:szCs w:val="20"/>
+        </w:rPr>
+        <w:t xml:space="preserve">(de dónde son las revistas donde publica, por ejemplo) </w:t>
+      </w:r>
+      <w:r>
+        <w:rPr>
+          <w:sz w:val="20"/>
+          <w:szCs w:val="20"/>
+        </w:rPr>
+        <w:t xml:space="preserve">más que por afinidades temáticas reales. </w:t>
+      </w:r>
+      <w:r>
+        <w:rPr>
+          <w:sz w:val="20"/>
+          <w:szCs w:val="20"/>
+        </w:rPr>
+        <w:t xml:space="preserve">esto se traduce en </w:t>
+      </w:r>
+      <w:proofErr w:type="spellStart"/>
+      <w:proofErr w:type="gramStart"/>
+      <w:r>
+        <w:rPr>
+          <w:sz w:val="20"/>
+          <w:szCs w:val="20"/>
+        </w:rPr>
+        <w:t>clusters</w:t>
+      </w:r>
+      <w:proofErr w:type="spellEnd"/>
+      <w:proofErr w:type="gramEnd"/>
+      <w:r>
+        <w:rPr>
+          <w:sz w:val="20"/>
+          <w:szCs w:val="20"/>
+        </w:rPr>
+        <w:t xml:space="preserve"> que tienden a agrupar investigadores por contexto espacial</w:t>
+      </w:r>
+      <w:r>
+        <w:rPr>
+          <w:sz w:val="20"/>
+          <w:szCs w:val="20"/>
+        </w:rPr>
+        <w:t xml:space="preserve"> (lugares, instituciones, regiones) en lugar de por los temas científicos sobre los que trabajan.</w:t>
+      </w:r>
+      <w:r>
+        <w:rPr>
+          <w:sz w:val="20"/>
+          <w:szCs w:val="20"/>
+        </w:rPr>
+        <w:t xml:space="preserve"> </w:t>
+      </w:r>
+      <w:r>
+        <w:rPr>
+          <w:sz w:val="20"/>
+          <w:szCs w:val="20"/>
+        </w:rPr>
+        <w:t>Esta decisión no responde a la búsqueda de una mejora artificial de las métricas, sino a la eliminación de una fuente de similitud que no es relevante para los objetivos del análisis temático.</w:t>
       </w:r>
     </w:p>
     <w:p>
       <w:pPr>
         <w:jc w:val="both"/>
-      </w:pPr>
-      <w:r>
-        <w:t>En el caso del clustering jerárquico aplicado directamente sobre los word embeddings, las pruebas realizadas con todos los datos y con los datos recortados (sin términos de localización) muestran un comportamiento estructural muy similar. En ambos escenarios, independientemente de la métrica empleada (Manhattan, correlation o cosine), aparece de forma recurrente el problema del supercluster, caracterizado por la fusión temprana de un gran número de investigadores en un único grupo dominante.</w:t>
+        <w:rPr>
+          <w:sz w:val="20"/>
+          <w:szCs w:val="20"/>
+        </w:rPr>
+      </w:pPr>
+      <w:r>
+        <w:rPr>
+          <w:sz w:val="20"/>
+          <w:szCs w:val="20"/>
+        </w:rPr>
+        <w:t xml:space="preserve">Al eliminar las referencias geográficas, los modelos mantienen </w:t>
+      </w:r>
+      <w:r>
+        <w:rPr>
+          <w:sz w:val="20"/>
+          <w:szCs w:val="20"/>
+        </w:rPr>
+        <w:t>(</w:t>
+      </w:r>
+      <w:r>
+        <w:rPr>
+          <w:sz w:val="20"/>
+          <w:szCs w:val="20"/>
+        </w:rPr>
+        <w:t>e incluso mejora</w:t>
+      </w:r>
+      <w:r>
+        <w:rPr>
+          <w:sz w:val="20"/>
+          <w:szCs w:val="20"/>
+        </w:rPr>
+        <w:t xml:space="preserve">n) </w:t>
+      </w:r>
+      <w:r>
+        <w:rPr>
+          <w:sz w:val="20"/>
+          <w:szCs w:val="20"/>
+        </w:rPr>
+        <w:t xml:space="preserve">sus valores de </w:t>
+      </w:r>
+      <w:proofErr w:type="spellStart"/>
+      <w:r>
+        <w:rPr>
+          <w:sz w:val="20"/>
+          <w:szCs w:val="20"/>
+        </w:rPr>
+        <w:t>Silhouette</w:t>
+      </w:r>
+      <w:proofErr w:type="spellEnd"/>
+      <w:r>
+        <w:rPr>
+          <w:sz w:val="20"/>
+          <w:szCs w:val="20"/>
+        </w:rPr>
+        <w:t xml:space="preserve"> en configuraciones jerárquicas con métricas semánticamente adecuadas (correlación y coseno), al tiempo que las interpretaciones temáticas resultan más coherentes. Aunque la eliminación de estas palabras no genera una estructura latente fuerte y estable, sí permite que las uniones producidas por el </w:t>
+      </w:r>
+      <w:proofErr w:type="spellStart"/>
+      <w:r>
+        <w:rPr>
+          <w:sz w:val="20"/>
+          <w:szCs w:val="20"/>
+        </w:rPr>
+        <w:t>clustering</w:t>
+      </w:r>
+      <w:proofErr w:type="spellEnd"/>
+      <w:r>
+        <w:rPr>
+          <w:sz w:val="20"/>
+          <w:szCs w:val="20"/>
+        </w:rPr>
+        <w:t xml:space="preserve"> estén mejor alineadas con el contenido real de investigación, reduciendo un sesgo externo que no es relevante para los objetivos del análisis. En este sentido, trabajar con </w:t>
+      </w:r>
+      <w:proofErr w:type="spellStart"/>
+      <w:r>
+        <w:rPr>
+          <w:sz w:val="20"/>
+          <w:szCs w:val="20"/>
+        </w:rPr>
+        <w:t>embeddings</w:t>
+      </w:r>
+      <w:proofErr w:type="spellEnd"/>
+      <w:r>
+        <w:rPr>
+          <w:sz w:val="20"/>
+          <w:szCs w:val="20"/>
+        </w:rPr>
+        <w:t xml:space="preserve"> sin localización no “crea” estructura, pero evita introducir estructura espuria.</w:t>
       </w:r>
     </w:p>
     <w:p>
       <w:pPr>
         <w:jc w:val="both"/>
-      </w:pPr>
-      <w:r>
-        <w:t xml:space="preserve">La eliminación de términos de localización produce una mejora moderada en los valores de silhouette, especialmente cuando se combina con una reducción previa mediante PCA, pero no altera sustancialmente la estructura del dendrograma. Es decir, aunque los clusters resultan ligeramente más cohesionados numéricamente, la organización global sigue estando dominada por grandes agrupaciones poco diferenciadas. </w:t>
-      </w:r>
+        <w:rPr>
+          <w:b/>
+          <w:bCs/>
+          <w:sz w:val="20"/>
+          <w:szCs w:val="20"/>
+        </w:rPr>
+      </w:pPr>
+      <w:r>
+        <w:rPr>
+          <w:b/>
+          <w:bCs/>
+          <w:sz w:val="20"/>
+          <w:szCs w:val="20"/>
+        </w:rPr>
+        <w:t xml:space="preserve">Calidad de los resultados pese a la presencia de </w:t>
+      </w:r>
+      <w:proofErr w:type="spellStart"/>
+      <w:r>
+        <w:rPr>
+          <w:b/>
+          <w:bCs/>
+          <w:sz w:val="20"/>
+          <w:szCs w:val="20"/>
+        </w:rPr>
+        <w:t>superclusters</w:t>
+      </w:r>
+      <w:proofErr w:type="spellEnd"/>
     </w:p>
     <w:p>
       <w:pPr>
         <w:jc w:val="both"/>
-      </w:pPr>
-      <w:r>
-        <w:t>Esto indica que, en ausencia de una reducción no lineal, el espacio de embeddings sigue presentando una estructura demasiado difusa como para generar clusters estables e interpretables, incluso tras eliminar keywords potencialmente ruidosas.</w:t>
+        <w:rPr>
+          <w:sz w:val="20"/>
+          <w:szCs w:val="20"/>
+        </w:rPr>
+      </w:pPr>
+      <w:r>
+        <w:rPr>
+          <w:sz w:val="20"/>
+          <w:szCs w:val="20"/>
+        </w:rPr>
+        <w:t xml:space="preserve">Desde un punto de vista estrictamente cuantitativo, los valores de </w:t>
+      </w:r>
+      <w:proofErr w:type="spellStart"/>
+      <w:r>
+        <w:rPr>
+          <w:sz w:val="20"/>
+          <w:szCs w:val="20"/>
+        </w:rPr>
+        <w:t>Silhouette</w:t>
+      </w:r>
+      <w:proofErr w:type="spellEnd"/>
+      <w:r>
+        <w:rPr>
+          <w:sz w:val="20"/>
+          <w:szCs w:val="20"/>
+        </w:rPr>
+        <w:t xml:space="preserve"> obtenidos </w:t>
+      </w:r>
+      <w:r>
+        <w:rPr>
+          <w:sz w:val="20"/>
+          <w:szCs w:val="20"/>
+        </w:rPr>
+        <w:t>(</w:t>
+      </w:r>
+      <w:r>
+        <w:rPr>
+          <w:sz w:val="20"/>
+          <w:szCs w:val="20"/>
+        </w:rPr>
+        <w:t>especialmente en modelos jerárquicos con distancia de correlación o coseno, y en variantes con UMAP</w:t>
+      </w:r>
+      <w:r>
+        <w:rPr>
+          <w:sz w:val="20"/>
+          <w:szCs w:val="20"/>
+        </w:rPr>
+        <w:t>)</w:t>
+      </w:r>
+      <w:r>
+        <w:rPr>
+          <w:sz w:val="20"/>
+          <w:szCs w:val="20"/>
+        </w:rPr>
+        <w:t xml:space="preserve"> se sitúan en rangos que pueden considerarse buenos o muy buenos para datos textuales de alta dimensionalidad. Sin embargo, las comparaciones de arquitectura latente muestran de forma consistente la aparición de </w:t>
+      </w:r>
+      <w:proofErr w:type="spellStart"/>
+      <w:r>
+        <w:rPr>
+          <w:sz w:val="20"/>
+          <w:szCs w:val="20"/>
+        </w:rPr>
+        <w:t>superclusters</w:t>
+      </w:r>
+      <w:proofErr w:type="spellEnd"/>
+      <w:r>
+        <w:rPr>
+          <w:sz w:val="20"/>
+          <w:szCs w:val="20"/>
+        </w:rPr>
+        <w:t xml:space="preserve">, tanto en el </w:t>
+      </w:r>
+      <w:proofErr w:type="spellStart"/>
+      <w:r>
+        <w:rPr>
+          <w:sz w:val="20"/>
+          <w:szCs w:val="20"/>
+        </w:rPr>
+        <w:t>dataset</w:t>
+      </w:r>
+      <w:proofErr w:type="spellEnd"/>
+      <w:r>
+        <w:rPr>
+          <w:sz w:val="20"/>
+          <w:szCs w:val="20"/>
+        </w:rPr>
+        <w:t xml:space="preserve"> completo como en el </w:t>
+      </w:r>
+      <w:proofErr w:type="spellStart"/>
+      <w:r>
+        <w:rPr>
+          <w:sz w:val="20"/>
+          <w:szCs w:val="20"/>
+        </w:rPr>
+        <w:t>dataset</w:t>
+      </w:r>
+      <w:proofErr w:type="spellEnd"/>
+      <w:r>
+        <w:rPr>
+          <w:sz w:val="20"/>
+          <w:szCs w:val="20"/>
+        </w:rPr>
+        <w:t xml:space="preserve"> sin localización, especialmente cuando se introduce reducción no lineal mediante UMAP.</w:t>
       </w:r>
     </w:p>
     <w:p>
       <w:pPr>
-        <w:pStyle w:val="Prrafodelista"/>
-        <w:numPr>
-          <w:ilvl w:val="0"/>
-          <w:numId w:val="2"/>
-        </w:numPr>
         <w:jc w:val="both"/>
-      </w:pPr>
-      <w:r>
-        <w:t>Clustering jerárquico con UMAP</w:t>
+        <w:rPr>
+          <w:sz w:val="20"/>
+          <w:szCs w:val="20"/>
+        </w:rPr>
+      </w:pPr>
+      <w:r>
+        <w:rPr>
+          <w:sz w:val="20"/>
+          <w:szCs w:val="20"/>
+        </w:rPr>
+        <w:t xml:space="preserve">Lejos de invalidar los resultados, este comportamiento sugiere que los datos presentan una estructura temática continua y difusa, más que una segmentación clara en grupos naturalmente separados. Los </w:t>
+      </w:r>
+      <w:proofErr w:type="spellStart"/>
+      <w:r>
+        <w:rPr>
+          <w:sz w:val="20"/>
+          <w:szCs w:val="20"/>
+        </w:rPr>
+        <w:t>superclusters</w:t>
+      </w:r>
+      <w:proofErr w:type="spellEnd"/>
+      <w:r>
+        <w:rPr>
+          <w:sz w:val="20"/>
+          <w:szCs w:val="20"/>
+        </w:rPr>
+        <w:t xml:space="preserve"> no son necesariamente un fallo del algoritmo, sino una señal de que gran parte de los investigadores comparte un vocabulario y unas líneas de trabajo parcialmente solapadas. En este contexto, los </w:t>
+      </w:r>
+      <w:proofErr w:type="spellStart"/>
+      <w:proofErr w:type="gramStart"/>
+      <w:r>
+        <w:rPr>
+          <w:sz w:val="20"/>
+          <w:szCs w:val="20"/>
+        </w:rPr>
+        <w:t>clusters</w:t>
+      </w:r>
+      <w:proofErr w:type="spellEnd"/>
+      <w:proofErr w:type="gramEnd"/>
+      <w:r>
+        <w:rPr>
+          <w:sz w:val="20"/>
+          <w:szCs w:val="20"/>
+        </w:rPr>
+        <w:t xml:space="preserve"> obtenidos deben interpretarse como regiones de afinidad más que como categorías discretas. Por tanto, los resultados pueden considerarse válidos como herramientas exploratorias y descriptivas, siempre que no se les atribuya una separación tajante que los propios datos no contienen.</w:t>
       </w:r>
     </w:p>
     <w:p>
       <w:pPr>
         <w:jc w:val="both"/>
-      </w:pPr>
-      <w:r>
-        <w:t>La situación cambia al introducir UMAP como técnica de reducción no lineal. Con todos los datos, UMAP ya permitía identificar una estructura más clara que el clustering directo, con valores de silhouette cercanos a 0.6 y la aparición de 3</w:t>
-      </w:r>
-      <w:r>
-        <w:t>-</w:t>
-      </w:r>
-      <w:r>
-        <w:t xml:space="preserve">4 grupos visualmente bien separados. No obstante, la comparación entre clusters con y sin UMAP </w:t>
-      </w:r>
-      <w:r>
-        <w:t>muestra</w:t>
-      </w:r>
-      <w:r>
-        <w:t xml:space="preserve"> una falta de correspondencia entre ambos modelos, lo que sugería que la estructura captada por UMAP difería sustancialmente de la detectada en el espacio original.</w:t>
+        <w:rPr>
+          <w:b/>
+          <w:bCs/>
+          <w:sz w:val="20"/>
+          <w:szCs w:val="20"/>
+        </w:rPr>
+      </w:pPr>
+      <w:r>
+        <w:rPr>
+          <w:b/>
+          <w:bCs/>
+          <w:sz w:val="20"/>
+          <w:szCs w:val="20"/>
+        </w:rPr>
+        <w:t>Estabilidad estructural baja</w:t>
       </w:r>
     </w:p>
     <w:p>
       <w:pPr>
         <w:jc w:val="both"/>
-      </w:pPr>
+        <w:rPr>
+          <w:sz w:val="20"/>
+          <w:szCs w:val="20"/>
+        </w:rPr>
+      </w:pPr>
+      <w:r>
+        <w:rPr>
+          <w:sz w:val="20"/>
+          <w:szCs w:val="20"/>
+        </w:rPr>
+        <w:t xml:space="preserve">Un aspecto clave </w:t>
+      </w:r>
+      <w:r>
+        <w:rPr>
+          <w:sz w:val="20"/>
+          <w:szCs w:val="20"/>
+        </w:rPr>
+        <w:t>es</w:t>
+      </w:r>
+      <w:r>
+        <w:rPr>
+          <w:sz w:val="20"/>
+          <w:szCs w:val="20"/>
+        </w:rPr>
+        <w:t xml:space="preserve"> que la estabilidad estructural entre modelos es baja, incluso cuando se fijan el número de </w:t>
+      </w:r>
+      <w:proofErr w:type="spellStart"/>
+      <w:proofErr w:type="gramStart"/>
+      <w:r>
+        <w:rPr>
+          <w:sz w:val="20"/>
+          <w:szCs w:val="20"/>
+        </w:rPr>
+        <w:t>clusters</w:t>
+      </w:r>
+      <w:proofErr w:type="spellEnd"/>
+      <w:proofErr w:type="gramEnd"/>
+      <w:r>
+        <w:rPr>
+          <w:sz w:val="20"/>
+          <w:szCs w:val="20"/>
+        </w:rPr>
+        <w:t xml:space="preserve"> y el método de </w:t>
+      </w:r>
+      <w:proofErr w:type="spellStart"/>
+      <w:r>
+        <w:rPr>
+          <w:sz w:val="20"/>
+          <w:szCs w:val="20"/>
+        </w:rPr>
+        <w:t>clustering</w:t>
+      </w:r>
+      <w:proofErr w:type="spellEnd"/>
+      <w:r>
+        <w:rPr>
+          <w:sz w:val="20"/>
+          <w:szCs w:val="20"/>
+        </w:rPr>
+        <w:t xml:space="preserve">. Cambios en la métrica de distancia o en la reducción dimensional producen redistribuciones significativas tanto de investigadores como de </w:t>
+      </w:r>
+      <w:proofErr w:type="spellStart"/>
+      <w:r>
+        <w:rPr>
+          <w:sz w:val="20"/>
+          <w:szCs w:val="20"/>
+        </w:rPr>
+        <w:t>keywords</w:t>
+      </w:r>
+      <w:proofErr w:type="spellEnd"/>
+      <w:r>
+        <w:rPr>
+          <w:sz w:val="20"/>
+          <w:szCs w:val="20"/>
+        </w:rPr>
+        <w:t>. Este hecho refuerza la conclusión de que no existe una arquitectura latente fuerte e independiente del método, y que las particiones observadas son, en gran medida, construcciones metodológicas.</w:t>
+      </w:r>
     </w:p>
     <w:p>
       <w:pPr>
         <w:jc w:val="both"/>
-      </w:pPr>
-      <w:r>
-        <w:t>Al repetir estas pruebas con los datos sin términos de localización, el comportamiento de UMAP se vuelve más estable y coherente. Los clusters obtenidos mantienen valores de silhouette elevados, pero, además, presentan una separación visual más limpia y una distribución más equilibrada de investigadores entre grupos. En comparación con el caso con todos los datos, la eliminación de localizaciones reduce la tendencia a concentrar gran parte de los investigadores y keywords en un único macrocluster, favoreciendo una segmentación temática más clara.</w:t>
+        <w:rPr>
+          <w:sz w:val="20"/>
+          <w:szCs w:val="20"/>
+        </w:rPr>
+      </w:pPr>
+      <w:r>
+        <w:rPr>
+          <w:sz w:val="20"/>
+          <w:szCs w:val="20"/>
+        </w:rPr>
+        <w:t>Esta inestabilidad no debe interpretarse como un fallo del procedimiento, sino como una propiedad del propio conjunto de datos.</w:t>
       </w:r>
     </w:p>
     <w:p>
       <w:pPr>
         <w:jc w:val="both"/>
-      </w:pPr>
-      <w:r>
-        <w:t>En este sentido, UMAP es el método que más se beneficia de la limpieza semántica de la base de datos: mientras que en el clustering sin UMAP el efecto es limitado, en el espacio UMAP la supresión de términos geográficos contribuye a reforzar la estructura latente del conjunto.</w:t>
+        <w:rPr>
+          <w:b/>
+          <w:bCs/>
+          <w:sz w:val="20"/>
+          <w:szCs w:val="20"/>
+        </w:rPr>
+      </w:pPr>
+      <w:r>
+        <w:rPr>
+          <w:b/>
+          <w:bCs/>
+          <w:sz w:val="20"/>
+          <w:szCs w:val="20"/>
+        </w:rPr>
+        <w:t>Utilidad de los resultados en ausencia de una arquitectura latente fuerte</w:t>
       </w:r>
     </w:p>
     <w:p>
       <w:pPr>
         <w:jc w:val="both"/>
-      </w:pPr>
+        <w:rPr>
+          <w:sz w:val="20"/>
+          <w:szCs w:val="20"/>
+        </w:rPr>
+      </w:pPr>
+      <w:r>
+        <w:rPr>
+          <w:sz w:val="20"/>
+          <w:szCs w:val="20"/>
+        </w:rPr>
+        <w:t xml:space="preserve">Aunque el análisis muestra que no puede afirmarse la existencia de una estructura latente global robusta en los datos, los resultados obtenidos siguen siendo útiles y relevantes. En primer lugar, permiten descartar de forma fundada la hipótesis de una segmentación temática clara basada únicamente en </w:t>
+      </w:r>
+      <w:proofErr w:type="spellStart"/>
+      <w:r>
+        <w:rPr>
+          <w:sz w:val="20"/>
+          <w:szCs w:val="20"/>
+        </w:rPr>
+        <w:t>keywords</w:t>
+      </w:r>
+      <w:proofErr w:type="spellEnd"/>
+      <w:r>
+        <w:rPr>
+          <w:sz w:val="20"/>
+          <w:szCs w:val="20"/>
+        </w:rPr>
+        <w:t xml:space="preserve">, lo cual es en sí mismo un resultado importante. En segundo lugar, los </w:t>
+      </w:r>
+      <w:proofErr w:type="spellStart"/>
+      <w:proofErr w:type="gramStart"/>
+      <w:r>
+        <w:rPr>
+          <w:sz w:val="20"/>
+          <w:szCs w:val="20"/>
+        </w:rPr>
+        <w:lastRenderedPageBreak/>
+        <w:t>clusters</w:t>
+      </w:r>
+      <w:proofErr w:type="spellEnd"/>
+      <w:proofErr w:type="gramEnd"/>
+      <w:r>
+        <w:rPr>
+          <w:sz w:val="20"/>
+          <w:szCs w:val="20"/>
+        </w:rPr>
+        <w:t xml:space="preserve"> obtenidos proporcionan una visión exploratoria de afinidades, proximidades y posibles comunidades temáticas, especialmente útil como apoyo a análisis cualitativos o al conocimiento experto interno.</w:t>
+      </w:r>
     </w:p>
     <w:p>
       <w:pPr>
         <w:jc w:val="both"/>
-      </w:pPr>
-      <w:r>
-        <w:t>2. Comparación general entre ambos conjuntos de pruebas</w:t>
+        <w:rPr>
+          <w:sz w:val="20"/>
+          <w:szCs w:val="20"/>
+        </w:rPr>
+      </w:pPr>
+      <w:r>
+        <w:rPr>
+          <w:sz w:val="20"/>
+          <w:szCs w:val="20"/>
+        </w:rPr>
+        <w:t xml:space="preserve">En este sentido, el valor principal del </w:t>
+      </w:r>
+      <w:proofErr w:type="spellStart"/>
+      <w:r>
+        <w:rPr>
+          <w:sz w:val="20"/>
+          <w:szCs w:val="20"/>
+        </w:rPr>
+        <w:t>clustering</w:t>
+      </w:r>
+      <w:proofErr w:type="spellEnd"/>
+      <w:r>
+        <w:rPr>
+          <w:sz w:val="20"/>
+          <w:szCs w:val="20"/>
+        </w:rPr>
+        <w:t xml:space="preserve"> no reside en definir una “clasificación verdadera” de los investigadores, sino en ofrecer distintas perspectivas complementarias sobre la organización temática del instituto. Incluso en ausencia de una arquitectura latente fuerte, los modelos permiten identificar continuidades, zonas de transición y agrupamientos plausibles que pueden ser interpretados y validados por expertos del dominio. Por tanto, los resultados son útiles como herramienta analítica y de apoyo a la toma de decisiones, siempre que se asuman sus límites y se evite una interpretación excesivamente rígida de las particiones obtenidas.</w:t>
       </w:r>
     </w:p>
     <w:p>
       <w:pPr>
         <w:jc w:val="both"/>
       </w:pPr>
-    </w:p>
-    <w:p>
-      <w:pPr>
-        <w:jc w:val="both"/>
-      </w:pPr>
-      <w:r>
-        <w:t xml:space="preserve">Considerando el conjunto completo de experimentos, se observa un patrón consistente. Con todos los datos, los word embeddings contienen una cantidad significativa de información no temática (principalmente asociada a localizaciones), lo que introduce ruido </w:t>
-      </w:r>
-      <w:r>
-        <w:lastRenderedPageBreak/>
-        <w:t>y dificulta la aparición de clusters robustos. Esto se manifiesta tanto en la presencia de superclusters en los métodos lineales como en la falta de correspondencia entre los clusters obtenidos con y sin UMAP.</w:t>
-      </w:r>
-    </w:p>
-    <w:p>
-      <w:pPr>
-        <w:jc w:val="both"/>
-      </w:pPr>
-    </w:p>
-    <w:p>
-      <w:pPr>
-        <w:jc w:val="both"/>
-      </w:pPr>
-      <w:r>
-        <w:t>Al eliminar las keywords de localización, la estructura de los datos mejora, pero no de forma uniforme para todos los métodos. Los algoritmos de clustering aplicados directamente sobre el espacio original de embeddings siguen mostrando limitaciones claras, lo que sugiere que el problema no es únicamente el ruido semántico, sino también la complejidad y no linealidad del espacio vectorial. En cambio, cuando se combina la limpieza de datos con una reducción no lineal mediante UMAP, emergen agrupaciones más claras, coherentes y visualmente interpretables.</w:t>
-      </w:r>
-    </w:p>
-    <w:p>
-      <w:pPr>
-        <w:jc w:val="both"/>
-      </w:pPr>
-    </w:p>
-    <w:p>
-      <w:pPr>
-        <w:jc w:val="both"/>
-      </w:pPr>
-      <w:r>
-        <w:t>En términos globales, la comparación entre ambos conjuntos de pruebas indica que:</w:t>
-      </w:r>
-    </w:p>
-    <w:p>
-      <w:pPr>
-        <w:jc w:val="both"/>
-      </w:pPr>
-    </w:p>
-    <w:p>
-      <w:pPr>
-        <w:jc w:val="both"/>
-      </w:pPr>
-      <w:r>
-        <w:t>La eliminación de términos de localización mejora la calidad del clustering, pero no es suficiente por sí sola.</w:t>
-      </w:r>
-    </w:p>
-    <w:p>
-      <w:pPr>
-        <w:jc w:val="both"/>
-      </w:pPr>
-    </w:p>
-    <w:p>
-      <w:pPr>
-        <w:jc w:val="both"/>
-      </w:pPr>
-      <w:r>
-        <w:t>UMAP introduce un cambio cualitativo en la estructura detectada, especialmente cuando se trabaja con datos semánticamente depurados.</w:t>
-      </w:r>
-    </w:p>
-    <w:p>
-      <w:pPr>
-        <w:jc w:val="both"/>
-      </w:pPr>
-    </w:p>
-    <w:p>
-      <w:pPr>
-        <w:jc w:val="both"/>
-      </w:pPr>
-      <w:r>
-        <w:t>No existe una estructura de clustering completamente robusta que se mantenga invariante ante distintos métodos, lo que sugiere que las temáticas de investigación del instituto presentan una organización difusa y parcialmente solapada, más que clusters naturales bien definidos.</w:t>
-      </w:r>
-    </w:p>
-    <w:p>
-      <w:pPr>
-        <w:jc w:val="both"/>
-      </w:pPr>
-    </w:p>
-    <w:p>
-      <w:pPr>
-        <w:jc w:val="both"/>
-      </w:pPr>
-      <w:r>
-        <w:t>Por este motivo, la selección final del modelo no puede basarse únicamente en métricas cuantitativas como el índice de silhouette, sino que debe incorporar criterios de interpretabilidad y conocimiento experto. En este contexto, el modelo basado en word embeddings sin localizaciones y con reducción mediante UMAP se considera el más adecuado para explorar y representar posibles estructuras internas del instituto, al ofrecer un equilibrio razonable entre calidad numérica, coherencia visual y plausibilidad temática, validada mediante juicio experto.</w:t>
-      </w:r>
     </w:p>
     <w:sectPr>
       <w:pgSz w:w="11906" w:h="16838"/>
